--- a/docs/traduzioni_de/INDICE.docx
+++ b/docs/traduzioni_de/INDICE.docx
@@ -20,7 +20,7 @@
           <w:sz w:val="20"/>
           <w:szCs w:val="20"/>
         </w:rPr>
-        <w:t xml:space="preserve">1 pagine. Un file .docx per pagina, tabella IT/DE a due colonne.</w:t>
+        <w:t xml:space="preserve">11 pagine. Un file .docx per pagina, tabella IT/DE a due colonne.</w:t>
       </w:r>
     </w:p>
     <w:p/>
@@ -113,6 +113,426 @@
                 <w:sz w:val="21"/>
                 <w:szCs w:val="21"/>
               </w:rPr>
+              <w:t xml:space="preserve">A proposito di Tirolo fino al Lago di Garda (libro Altmayer)</w:t>
+            </w:r>
+          </w:p>
+          <w:p>
+            <w:r>
+              <w:rPr>
+                <w:b w:val="false"/>
+                <w:bCs w:val="false"/>
+                <w:color w:val="000000"/>
+                <w:sz w:val="21"/>
+                <w:szCs w:val="21"/>
+              </w:rPr>
+              <w:t xml:space="preserve">/de/a-proposito-di-tirolo</w:t>
+            </w:r>
+          </w:p>
+        </w:tc>
+        <w:tc>
+          <w:tcPr>
+            <w:tcW w:type="pct" w:w="50%"/>
+            <w:tcMar>
+              <w:top w:type="dxa" w:w="80"/>
+              <w:left w:type="dxa" w:w="120"/>
+              <w:bottom w:type="dxa" w:w="80"/>
+              <w:right w:type="dxa" w:w="120"/>
+            </w:tcMar>
+          </w:tcPr>
+          <w:p>
+            <w:r>
+              <w:rPr>
+                <w:b w:val="false"/>
+                <w:bCs w:val="false"/>
+                <w:color w:val="000000"/>
+                <w:sz w:val="21"/>
+                <w:szCs w:val="21"/>
+              </w:rPr>
+              <w:t xml:space="preserve">20</w:t>
+            </w:r>
+          </w:p>
+        </w:tc>
+      </w:tr>
+      <w:tr>
+        <w:tc>
+          <w:tcPr>
+            <w:tcW w:type="pct" w:w="50%"/>
+            <w:tcMar>
+              <w:top w:type="dxa" w:w="80"/>
+              <w:left w:type="dxa" w:w="120"/>
+              <w:bottom w:type="dxa" w:w="80"/>
+              <w:right w:type="dxa" w:w="120"/>
+            </w:tcMar>
+          </w:tcPr>
+          <w:p>
+            <w:r>
+              <w:rPr>
+                <w:b w:val="false"/>
+                <w:bCs w:val="false"/>
+                <w:color w:val="000000"/>
+                <w:sz w:val="21"/>
+                <w:szCs w:val="21"/>
+              </w:rPr>
+              <w:t xml:space="preserve">Chi siamo</w:t>
+            </w:r>
+          </w:p>
+          <w:p>
+            <w:r>
+              <w:rPr>
+                <w:b w:val="false"/>
+                <w:bCs w:val="false"/>
+                <w:color w:val="000000"/>
+                <w:sz w:val="21"/>
+                <w:szCs w:val="21"/>
+              </w:rPr>
+              <w:t xml:space="preserve">/de/chi-siamo</w:t>
+            </w:r>
+          </w:p>
+        </w:tc>
+        <w:tc>
+          <w:tcPr>
+            <w:tcW w:type="pct" w:w="50%"/>
+            <w:tcMar>
+              <w:top w:type="dxa" w:w="80"/>
+              <w:left w:type="dxa" w:w="120"/>
+              <w:bottom w:type="dxa" w:w="80"/>
+              <w:right w:type="dxa" w:w="120"/>
+            </w:tcMar>
+          </w:tcPr>
+          <w:p>
+            <w:r>
+              <w:rPr>
+                <w:b w:val="false"/>
+                <w:bCs w:val="false"/>
+                <w:color w:val="000000"/>
+                <w:sz w:val="21"/>
+                <w:szCs w:val="21"/>
+              </w:rPr>
+              <w:t xml:space="preserve">20</w:t>
+            </w:r>
+          </w:p>
+        </w:tc>
+      </w:tr>
+      <w:tr>
+        <w:tc>
+          <w:tcPr>
+            <w:tcW w:type="pct" w:w="50%"/>
+            <w:tcMar>
+              <w:top w:type="dxa" w:w="80"/>
+              <w:left w:type="dxa" w:w="120"/>
+              <w:bottom w:type="dxa" w:w="80"/>
+              <w:right w:type="dxa" w:w="120"/>
+            </w:tcMar>
+          </w:tcPr>
+          <w:p>
+            <w:r>
+              <w:rPr>
+                <w:b w:val="false"/>
+                <w:bCs w:val="false"/>
+                <w:color w:val="000000"/>
+                <w:sz w:val="21"/>
+                <w:szCs w:val="21"/>
+              </w:rPr>
+              <w:t xml:space="preserve">Contatti · Sportello El Brenz</w:t>
+            </w:r>
+          </w:p>
+          <w:p>
+            <w:r>
+              <w:rPr>
+                <w:b w:val="false"/>
+                <w:bCs w:val="false"/>
+                <w:color w:val="000000"/>
+                <w:sz w:val="21"/>
+                <w:szCs w:val="21"/>
+              </w:rPr>
+              <w:t xml:space="preserve">/de/contatti</w:t>
+            </w:r>
+          </w:p>
+        </w:tc>
+        <w:tc>
+          <w:tcPr>
+            <w:tcW w:type="pct" w:w="50%"/>
+            <w:tcMar>
+              <w:top w:type="dxa" w:w="80"/>
+              <w:left w:type="dxa" w:w="120"/>
+              <w:bottom w:type="dxa" w:w="80"/>
+              <w:right w:type="dxa" w:w="120"/>
+            </w:tcMar>
+          </w:tcPr>
+          <w:p>
+            <w:r>
+              <w:rPr>
+                <w:b w:val="false"/>
+                <w:bCs w:val="false"/>
+                <w:color w:val="000000"/>
+                <w:sz w:val="21"/>
+                <w:szCs w:val="21"/>
+              </w:rPr>
+              <w:t xml:space="preserve">75</w:t>
+            </w:r>
+          </w:p>
+        </w:tc>
+      </w:tr>
+      <w:tr>
+        <w:tc>
+          <w:tcPr>
+            <w:tcW w:type="pct" w:w="50%"/>
+            <w:tcMar>
+              <w:top w:type="dxa" w:w="80"/>
+              <w:left w:type="dxa" w:w="120"/>
+              <w:bottom w:type="dxa" w:w="80"/>
+              <w:right w:type="dxa" w:w="120"/>
+            </w:tcMar>
+          </w:tcPr>
+          <w:p>
+            <w:r>
+              <w:rPr>
+                <w:b w:val="false"/>
+                <w:bCs w:val="false"/>
+                <w:color w:val="000000"/>
+                <w:sz w:val="21"/>
+                <w:szCs w:val="21"/>
+              </w:rPr>
+              <w:t xml:space="preserve">I Custodi della Memoria</w:t>
+            </w:r>
+          </w:p>
+          <w:p>
+            <w:r>
+              <w:rPr>
+                <w:b w:val="false"/>
+                <w:bCs w:val="false"/>
+                <w:color w:val="000000"/>
+                <w:sz w:val="21"/>
+                <w:szCs w:val="21"/>
+              </w:rPr>
+              <w:t xml:space="preserve">/de/custodi-della-memoria</w:t>
+            </w:r>
+          </w:p>
+        </w:tc>
+        <w:tc>
+          <w:tcPr>
+            <w:tcW w:type="pct" w:w="50%"/>
+            <w:tcMar>
+              <w:top w:type="dxa" w:w="80"/>
+              <w:left w:type="dxa" w:w="120"/>
+              <w:bottom w:type="dxa" w:w="80"/>
+              <w:right w:type="dxa" w:w="120"/>
+            </w:tcMar>
+          </w:tcPr>
+          <w:p>
+            <w:r>
+              <w:rPr>
+                <w:b w:val="false"/>
+                <w:bCs w:val="false"/>
+                <w:color w:val="000000"/>
+                <w:sz w:val="21"/>
+                <w:szCs w:val="21"/>
+              </w:rPr>
+              <w:t xml:space="preserve">26</w:t>
+            </w:r>
+          </w:p>
+        </w:tc>
+      </w:tr>
+      <w:tr>
+        <w:tc>
+          <w:tcPr>
+            <w:tcW w:type="pct" w:w="50%"/>
+            <w:tcMar>
+              <w:top w:type="dxa" w:w="80"/>
+              <w:left w:type="dxa" w:w="120"/>
+              <w:bottom w:type="dxa" w:w="80"/>
+              <w:right w:type="dxa" w:w="120"/>
+            </w:tcMar>
+          </w:tcPr>
+          <w:p>
+            <w:r>
+              <w:rPr>
+                <w:b w:val="false"/>
+                <w:bCs w:val="false"/>
+                <w:color w:val="000000"/>
+                <w:sz w:val="21"/>
+                <w:szCs w:val="21"/>
+              </w:rPr>
+              <w:t xml:space="preserve">Il Direttivo</w:t>
+            </w:r>
+          </w:p>
+          <w:p>
+            <w:r>
+              <w:rPr>
+                <w:b w:val="false"/>
+                <w:bCs w:val="false"/>
+                <w:color w:val="000000"/>
+                <w:sz w:val="21"/>
+                <w:szCs w:val="21"/>
+              </w:rPr>
+              <w:t xml:space="preserve">/de/direttivo</w:t>
+            </w:r>
+          </w:p>
+        </w:tc>
+        <w:tc>
+          <w:tcPr>
+            <w:tcW w:type="pct" w:w="50%"/>
+            <w:tcMar>
+              <w:top w:type="dxa" w:w="80"/>
+              <w:left w:type="dxa" w:w="120"/>
+              <w:bottom w:type="dxa" w:w="80"/>
+              <w:right w:type="dxa" w:w="120"/>
+            </w:tcMar>
+          </w:tcPr>
+          <w:p>
+            <w:r>
+              <w:rPr>
+                <w:b w:val="false"/>
+                <w:bCs w:val="false"/>
+                <w:color w:val="000000"/>
+                <w:sz w:val="21"/>
+                <w:szCs w:val="21"/>
+              </w:rPr>
+              <w:t xml:space="preserve">18</w:t>
+            </w:r>
+          </w:p>
+        </w:tc>
+      </w:tr>
+      <w:tr>
+        <w:tc>
+          <w:tcPr>
+            <w:tcW w:type="pct" w:w="50%"/>
+            <w:tcMar>
+              <w:top w:type="dxa" w:w="80"/>
+              <w:left w:type="dxa" w:w="120"/>
+              <w:bottom w:type="dxa" w:w="80"/>
+              <w:right w:type="dxa" w:w="120"/>
+            </w:tcMar>
+          </w:tcPr>
+          <w:p>
+            <w:r>
+              <w:rPr>
+                <w:b w:val="false"/>
+                <w:bCs w:val="false"/>
+                <w:color w:val="000000"/>
+                <w:sz w:val="21"/>
+                <w:szCs w:val="21"/>
+              </w:rPr>
+              <w:t xml:space="preserve">Eventi</w:t>
+            </w:r>
+          </w:p>
+          <w:p>
+            <w:r>
+              <w:rPr>
+                <w:b w:val="false"/>
+                <w:bCs w:val="false"/>
+                <w:color w:val="000000"/>
+                <w:sz w:val="21"/>
+                <w:szCs w:val="21"/>
+              </w:rPr>
+              <w:t xml:space="preserve">/de/eventi</w:t>
+            </w:r>
+          </w:p>
+        </w:tc>
+        <w:tc>
+          <w:tcPr>
+            <w:tcW w:type="pct" w:w="50%"/>
+            <w:tcMar>
+              <w:top w:type="dxa" w:w="80"/>
+              <w:left w:type="dxa" w:w="120"/>
+              <w:bottom w:type="dxa" w:w="80"/>
+              <w:right w:type="dxa" w:w="120"/>
+            </w:tcMar>
+          </w:tcPr>
+          <w:p>
+            <w:r>
+              <w:rPr>
+                <w:b w:val="false"/>
+                <w:bCs w:val="false"/>
+                <w:color w:val="000000"/>
+                <w:sz w:val="21"/>
+                <w:szCs w:val="21"/>
+              </w:rPr>
+              <w:t xml:space="preserve">19</w:t>
+            </w:r>
+          </w:p>
+        </w:tc>
+      </w:tr>
+      <w:tr>
+        <w:tc>
+          <w:tcPr>
+            <w:tcW w:type="pct" w:w="50%"/>
+            <w:tcMar>
+              <w:top w:type="dxa" w:w="80"/>
+              <w:left w:type="dxa" w:w="120"/>
+              <w:bottom w:type="dxa" w:w="80"/>
+              <w:right w:type="dxa" w:w="120"/>
+            </w:tcMar>
+          </w:tcPr>
+          <w:p>
+            <w:r>
+              <w:rPr>
+                <w:b w:val="false"/>
+                <w:bCs w:val="false"/>
+                <w:color w:val="000000"/>
+                <w:sz w:val="21"/>
+                <w:szCs w:val="21"/>
+              </w:rPr>
+              <w:t xml:space="preserve">Fiöi dal Nos (documentario)</w:t>
+            </w:r>
+          </w:p>
+          <w:p>
+            <w:r>
+              <w:rPr>
+                <w:b w:val="false"/>
+                <w:bCs w:val="false"/>
+                <w:color w:val="000000"/>
+                <w:sz w:val="21"/>
+                <w:szCs w:val="21"/>
+              </w:rPr>
+              <w:t xml:space="preserve">/de/fioi-dal-nos</w:t>
+            </w:r>
+          </w:p>
+        </w:tc>
+        <w:tc>
+          <w:tcPr>
+            <w:tcW w:type="pct" w:w="50%"/>
+            <w:tcMar>
+              <w:top w:type="dxa" w:w="80"/>
+              <w:left w:type="dxa" w:w="120"/>
+              <w:bottom w:type="dxa" w:w="80"/>
+              <w:right w:type="dxa" w:w="120"/>
+            </w:tcMar>
+          </w:tcPr>
+          <w:p>
+            <w:r>
+              <w:rPr>
+                <w:b w:val="false"/>
+                <w:bCs w:val="false"/>
+                <w:color w:val="000000"/>
+                <w:sz w:val="21"/>
+                <w:szCs w:val="21"/>
+              </w:rPr>
+              <w:t xml:space="preserve">45</w:t>
+            </w:r>
+          </w:p>
+        </w:tc>
+      </w:tr>
+      <w:tr>
+        <w:tc>
+          <w:tcPr>
+            <w:tcW w:type="pct" w:w="50%"/>
+            <w:tcMar>
+              <w:top w:type="dxa" w:w="80"/>
+              <w:left w:type="dxa" w:w="120"/>
+              <w:bottom w:type="dxa" w:w="80"/>
+              <w:right w:type="dxa" w:w="120"/>
+            </w:tcMar>
+          </w:tcPr>
+          <w:p>
+            <w:r>
+              <w:rPr>
+                <w:b w:val="false"/>
+                <w:bCs w:val="false"/>
+                <w:color w:val="000000"/>
+                <w:sz w:val="21"/>
+                <w:szCs w:val="21"/>
+              </w:rPr>
               <w:t xml:space="preserve">Gita ai Giochi Medievali (Südtiroler Ritterspiele)</w:t>
             </w:r>
           </w:p>
@@ -149,6 +569,186 @@
                 <w:szCs w:val="21"/>
               </w:rPr>
               <w:t xml:space="preserve">43</w:t>
+            </w:r>
+          </w:p>
+        </w:tc>
+      </w:tr>
+      <w:tr>
+        <w:tc>
+          <w:tcPr>
+            <w:tcW w:type="pct" w:w="50%"/>
+            <w:tcMar>
+              <w:top w:type="dxa" w:w="80"/>
+              <w:left w:type="dxa" w:w="120"/>
+              <w:bottom w:type="dxa" w:w="80"/>
+              <w:right w:type="dxa" w:w="120"/>
+            </w:tcMar>
+          </w:tcPr>
+          <w:p>
+            <w:r>
+              <w:rPr>
+                <w:b w:val="false"/>
+                <w:bCs w:val="false"/>
+                <w:color w:val="000000"/>
+                <w:sz w:val="21"/>
+                <w:szCs w:val="21"/>
+              </w:rPr>
+              <w:t xml:space="preserve">Guardiani de la lenga</w:t>
+            </w:r>
+          </w:p>
+          <w:p>
+            <w:r>
+              <w:rPr>
+                <w:b w:val="false"/>
+                <w:bCs w:val="false"/>
+                <w:color w:val="000000"/>
+                <w:sz w:val="21"/>
+                <w:szCs w:val="21"/>
+              </w:rPr>
+              <w:t xml:space="preserve">/de/guardiani-de-la-lenga</w:t>
+            </w:r>
+          </w:p>
+        </w:tc>
+        <w:tc>
+          <w:tcPr>
+            <w:tcW w:type="pct" w:w="50%"/>
+            <w:tcMar>
+              <w:top w:type="dxa" w:w="80"/>
+              <w:left w:type="dxa" w:w="120"/>
+              <w:bottom w:type="dxa" w:w="80"/>
+              <w:right w:type="dxa" w:w="120"/>
+            </w:tcMar>
+          </w:tcPr>
+          <w:p>
+            <w:r>
+              <w:rPr>
+                <w:b w:val="false"/>
+                <w:bCs w:val="false"/>
+                <w:color w:val="000000"/>
+                <w:sz w:val="21"/>
+                <w:szCs w:val="21"/>
+              </w:rPr>
+              <w:t xml:space="preserve">42</w:t>
+            </w:r>
+          </w:p>
+        </w:tc>
+      </w:tr>
+      <w:tr>
+        <w:tc>
+          <w:tcPr>
+            <w:tcW w:type="pct" w:w="50%"/>
+            <w:tcMar>
+              <w:top w:type="dxa" w:w="80"/>
+              <w:left w:type="dxa" w:w="120"/>
+              <w:bottom w:type="dxa" w:w="80"/>
+              <w:right w:type="dxa" w:w="120"/>
+            </w:tcMar>
+          </w:tcPr>
+          <w:p>
+            <w:r>
+              <w:rPr>
+                <w:b w:val="false"/>
+                <w:bCs w:val="false"/>
+                <w:color w:val="000000"/>
+                <w:sz w:val="21"/>
+                <w:szCs w:val="21"/>
+              </w:rPr>
+              <w:t xml:space="preserve">Lunari dal Nos</w:t>
+            </w:r>
+          </w:p>
+          <w:p>
+            <w:r>
+              <w:rPr>
+                <w:b w:val="false"/>
+                <w:bCs w:val="false"/>
+                <w:color w:val="000000"/>
+                <w:sz w:val="21"/>
+                <w:szCs w:val="21"/>
+              </w:rPr>
+              <w:t xml:space="preserve">/de/lunari-dal-nos</w:t>
+            </w:r>
+          </w:p>
+        </w:tc>
+        <w:tc>
+          <w:tcPr>
+            <w:tcW w:type="pct" w:w="50%"/>
+            <w:tcMar>
+              <w:top w:type="dxa" w:w="80"/>
+              <w:left w:type="dxa" w:w="120"/>
+              <w:bottom w:type="dxa" w:w="80"/>
+              <w:right w:type="dxa" w:w="120"/>
+            </w:tcMar>
+          </w:tcPr>
+          <w:p>
+            <w:r>
+              <w:rPr>
+                <w:b w:val="false"/>
+                <w:bCs w:val="false"/>
+                <w:color w:val="000000"/>
+                <w:sz w:val="21"/>
+                <w:szCs w:val="21"/>
+              </w:rPr>
+              <w:t xml:space="preserve">24</w:t>
+            </w:r>
+          </w:p>
+        </w:tc>
+      </w:tr>
+      <w:tr>
+        <w:tc>
+          <w:tcPr>
+            <w:tcW w:type="pct" w:w="50%"/>
+            <w:tcMar>
+              <w:top w:type="dxa" w:w="80"/>
+              <w:left w:type="dxa" w:w="120"/>
+              <w:bottom w:type="dxa" w:w="80"/>
+              <w:right w:type="dxa" w:w="120"/>
+            </w:tcMar>
+          </w:tcPr>
+          <w:p>
+            <w:r>
+              <w:rPr>
+                <w:b w:val="false"/>
+                <w:bCs w:val="false"/>
+                <w:color w:val="000000"/>
+                <w:sz w:val="21"/>
+                <w:szCs w:val="21"/>
+              </w:rPr>
+              <w:t xml:space="preserve">Os dal Nos</w:t>
+            </w:r>
+          </w:p>
+          <w:p>
+            <w:r>
+              <w:rPr>
+                <w:b w:val="false"/>
+                <w:bCs w:val="false"/>
+                <w:color w:val="000000"/>
+                <w:sz w:val="21"/>
+                <w:szCs w:val="21"/>
+              </w:rPr>
+              <w:t xml:space="preserve">/de/os-dal-nos</w:t>
+            </w:r>
+          </w:p>
+        </w:tc>
+        <w:tc>
+          <w:tcPr>
+            <w:tcW w:type="pct" w:w="50%"/>
+            <w:tcMar>
+              <w:top w:type="dxa" w:w="80"/>
+              <w:left w:type="dxa" w:w="120"/>
+              <w:bottom w:type="dxa" w:w="80"/>
+              <w:right w:type="dxa" w:w="120"/>
+            </w:tcMar>
+          </w:tcPr>
+          <w:p>
+            <w:r>
+              <w:rPr>
+                <w:b w:val="false"/>
+                <w:bCs w:val="false"/>
+                <w:color w:val="000000"/>
+                <w:sz w:val="21"/>
+                <w:szCs w:val="21"/>
+              </w:rPr>
+              <w:t xml:space="preserve">16</w:t>
             </w:r>
           </w:p>
         </w:tc>
